--- a/Knowledge/Work knowledge/3-General Technologies/Sources - General Technologies - Websites.docx
+++ b/Knowledge/Work knowledge/3-General Technologies/Sources - General Technologies - Websites.docx
@@ -935,8 +935,951 @@
     </w:p>
     <w:p>
       <w:pPr>
+        <w:pStyle w:val="ListParagraph"/>
+        <w:numPr>
+          <w:ilvl w:val="0"/>
+          <w:numId w:val="1"/>
+        </w:numPr>
+        <w:rPr>
+          <w:sz w:val="18"/>
+          <w:szCs w:val="18"/>
+        </w:rPr>
+      </w:pPr>
+      <w:r>
+        <w:rPr>
+          <w:bCs/>
+          <w:sz w:val="18"/>
+          <w:szCs w:val="18"/>
+        </w:rPr>
+        <w:t>*</w:t>
+      </w:r>
+      <w:r>
+        <w:rPr>
+          <w:b/>
+          <w:sz w:val="18"/>
+          <w:szCs w:val="18"/>
+        </w:rPr>
+        <w:t xml:space="preserve"> </w:t>
+      </w:r>
+      <w:r>
+        <w:rPr>
+          <w:b/>
+          <w:sz w:val="18"/>
+          <w:szCs w:val="18"/>
+        </w:rPr>
+        <w:t xml:space="preserve">ID: </w:t>
+      </w:r>
+      <w:r>
+        <w:rPr>
+          <w:bCs/>
+          <w:sz w:val="18"/>
+          <w:szCs w:val="18"/>
+        </w:rPr>
+        <w:t>313</w:t>
+      </w:r>
+      <w:r>
+        <w:rPr>
+          <w:sz w:val="18"/>
+          <w:szCs w:val="18"/>
+        </w:rPr>
+        <w:br/>
+        <w:t>*</w:t>
+      </w:r>
+      <w:r>
+        <w:rPr>
+          <w:b/>
+          <w:sz w:val="18"/>
+          <w:szCs w:val="18"/>
+        </w:rPr>
+        <w:t xml:space="preserve"> </w:t>
+      </w:r>
+      <w:r>
+        <w:rPr>
+          <w:b/>
+          <w:sz w:val="18"/>
+          <w:szCs w:val="18"/>
+        </w:rPr>
+        <w:t xml:space="preserve">Content </w:t>
+      </w:r>
+      <w:r>
+        <w:rPr>
+          <w:b/>
+          <w:sz w:val="18"/>
+          <w:szCs w:val="18"/>
+        </w:rPr>
+        <w:t xml:space="preserve">Title: </w:t>
+      </w:r>
+      <w:r>
+        <w:rPr>
+          <w:bCs/>
+          <w:sz w:val="18"/>
+          <w:szCs w:val="18"/>
+        </w:rPr>
+        <w:t>[</w:t>
+      </w:r>
+      <w:r>
+        <w:rPr>
+          <w:bCs/>
+          <w:sz w:val="18"/>
+          <w:szCs w:val="18"/>
+        </w:rPr>
+        <w:t>JenisDatabase.jpeg</w:t>
+      </w:r>
+      <w:r>
+        <w:rPr>
+          <w:bCs/>
+          <w:sz w:val="18"/>
+          <w:szCs w:val="18"/>
+        </w:rPr>
+        <w:t xml:space="preserve"> -&gt; </w:t>
+      </w:r>
+      <w:r>
+        <w:rPr>
+          <w:bCs/>
+          <w:sz w:val="18"/>
+          <w:szCs w:val="18"/>
+        </w:rPr>
+        <w:t>Types of Databases</w:t>
+      </w:r>
+      <w:r>
+        <w:rPr>
+          <w:bCs/>
+          <w:sz w:val="18"/>
+          <w:szCs w:val="18"/>
+        </w:rPr>
+        <w:t>.</w:t>
+      </w:r>
+      <w:r>
+        <w:rPr>
+          <w:bCs/>
+          <w:sz w:val="18"/>
+          <w:szCs w:val="18"/>
+        </w:rPr>
+        <w:t>jpeg</w:t>
+      </w:r>
+      <w:r>
+        <w:rPr>
+          <w:bCs/>
+          <w:sz w:val="18"/>
+          <w:szCs w:val="18"/>
+        </w:rPr>
+        <w:t>] [</w:t>
+      </w:r>
+      <w:r>
+        <w:rPr>
+          <w:bCs/>
+          <w:sz w:val="18"/>
+          <w:szCs w:val="18"/>
+        </w:rPr>
+        <w:t>Types of Databases</w:t>
+      </w:r>
+      <w:r>
+        <w:rPr>
+          <w:bCs/>
+          <w:sz w:val="18"/>
+          <w:szCs w:val="18"/>
+        </w:rPr>
+        <w:t xml:space="preserve"> Image</w:t>
+      </w:r>
+      <w:r>
+        <w:rPr>
+          <w:bCs/>
+          <w:sz w:val="18"/>
+          <w:szCs w:val="18"/>
+        </w:rPr>
+        <w:t>]</w:t>
+      </w:r>
+    </w:p>
+    <w:p>
+      <w:pPr>
+        <w:pStyle w:val="ListParagraph"/>
+        <w:rPr>
+          <w:sz w:val="18"/>
+          <w:szCs w:val="18"/>
+        </w:rPr>
+      </w:pPr>
+      <w:r>
+        <w:rPr>
+          <w:sz w:val="18"/>
+          <w:szCs w:val="18"/>
+        </w:rPr>
+        <w:t>*</w:t>
+      </w:r>
+      <w:r>
+        <w:rPr>
+          <w:b/>
+          <w:sz w:val="18"/>
+          <w:szCs w:val="18"/>
+        </w:rPr>
+        <w:t xml:space="preserve"> Content Type: </w:t>
+      </w:r>
+      <w:r>
+        <w:rPr>
+          <w:bCs/>
+          <w:sz w:val="18"/>
+          <w:szCs w:val="18"/>
+        </w:rPr>
+        <w:t>Image</w:t>
+      </w:r>
+    </w:p>
+    <w:p>
+      <w:pPr>
         <w:ind w:left="720"/>
-      </w:pPr>
+        <w:rPr>
+          <w:sz w:val="18"/>
+          <w:szCs w:val="18"/>
+        </w:rPr>
+      </w:pPr>
+      <w:r>
+        <w:rPr>
+          <w:sz w:val="18"/>
+          <w:szCs w:val="18"/>
+        </w:rPr>
+        <w:t>*</w:t>
+      </w:r>
+      <w:r>
+        <w:rPr>
+          <w:b/>
+          <w:sz w:val="18"/>
+          <w:szCs w:val="18"/>
+        </w:rPr>
+        <w:t xml:space="preserve"> Content Domain:</w:t>
+      </w:r>
+      <w:r>
+        <w:rPr>
+          <w:b/>
+          <w:sz w:val="18"/>
+          <w:szCs w:val="18"/>
+        </w:rPr>
+        <w:t xml:space="preserve"> </w:t>
+      </w:r>
+      <w:r>
+        <w:rPr>
+          <w:bCs/>
+          <w:sz w:val="18"/>
+          <w:szCs w:val="18"/>
+        </w:rPr>
+        <w:t>Educational</w:t>
+      </w:r>
+    </w:p>
+    <w:p>
+      <w:pPr>
+        <w:ind w:left="720"/>
+        <w:rPr>
+          <w:bCs/>
+          <w:sz w:val="18"/>
+          <w:szCs w:val="18"/>
+        </w:rPr>
+      </w:pPr>
+      <w:r>
+        <w:rPr>
+          <w:sz w:val="18"/>
+          <w:szCs w:val="18"/>
+        </w:rPr>
+        <w:t>*</w:t>
+      </w:r>
+      <w:r>
+        <w:rPr>
+          <w:b/>
+          <w:sz w:val="18"/>
+          <w:szCs w:val="18"/>
+        </w:rPr>
+        <w:t xml:space="preserve"> Source Platform:</w:t>
+      </w:r>
+      <w:r>
+        <w:rPr>
+          <w:bCs/>
+          <w:sz w:val="18"/>
+          <w:szCs w:val="18"/>
+        </w:rPr>
+        <w:t xml:space="preserve"> </w:t>
+      </w:r>
+      <w:r>
+        <w:rPr>
+          <w:bCs/>
+          <w:sz w:val="18"/>
+          <w:szCs w:val="18"/>
+        </w:rPr>
+        <w:t>BINUS ASO School of Engineering (https://base.binus.ac.id)</w:t>
+      </w:r>
+      <w:r>
+        <w:rPr>
+          <w:bCs/>
+          <w:sz w:val="18"/>
+          <w:szCs w:val="18"/>
+        </w:rPr>
+        <w:br/>
+      </w:r>
+      <w:r>
+        <w:rPr>
+          <w:sz w:val="18"/>
+          <w:szCs w:val="18"/>
+        </w:rPr>
+        <w:t>*</w:t>
+      </w:r>
+      <w:r>
+        <w:rPr>
+          <w:b/>
+          <w:sz w:val="18"/>
+          <w:szCs w:val="18"/>
+        </w:rPr>
+        <w:t xml:space="preserve"> Source Reference:</w:t>
+      </w:r>
+      <w:r>
+        <w:rPr>
+          <w:b/>
+          <w:sz w:val="18"/>
+          <w:szCs w:val="18"/>
+        </w:rPr>
+        <w:t xml:space="preserve"> </w:t>
+      </w:r>
+      <w:hyperlink r:id="rId7" w:history="1">
+        <w:r>
+          <w:rPr>
+            <w:rStyle w:val="Hyperlink"/>
+            <w:bCs/>
+            <w:sz w:val="18"/>
+            <w:szCs w:val="18"/>
+          </w:rPr>
+          <w:t>https://base.binus.ac.id/automotive-robotics-engineering/2024/03/27/jenis-jenis-basis-data</w:t>
+        </w:r>
+      </w:hyperlink>
+      <w:r>
+        <w:rPr>
+          <w:bCs/>
+          <w:sz w:val="18"/>
+          <w:szCs w:val="18"/>
+        </w:rPr>
+        <w:t xml:space="preserve"> -&gt; </w:t>
+      </w:r>
+      <w:hyperlink r:id="rId8" w:history="1">
+        <w:r>
+          <w:rPr>
+            <w:rStyle w:val="Hyperlink"/>
+            <w:bCs/>
+            <w:sz w:val="18"/>
+            <w:szCs w:val="18"/>
+          </w:rPr>
+          <w:t>https://base.binus.ac.id/automotive-robotics-engineering/wp-content/uploads/sites/2/2024/03/JenisDatabase.jpeg</w:t>
+        </w:r>
+      </w:hyperlink>
+      <w:r>
+        <w:rPr>
+          <w:bCs/>
+          <w:sz w:val="18"/>
+          <w:szCs w:val="18"/>
+        </w:rPr>
+        <w:t xml:space="preserve"> </w:t>
+      </w:r>
+    </w:p>
+    <w:p>
+      <w:pPr>
+        <w:ind w:left="720"/>
+        <w:rPr>
+          <w:sz w:val="18"/>
+          <w:szCs w:val="18"/>
+        </w:rPr>
+      </w:pPr>
+      <w:r>
+        <w:rPr>
+          <w:sz w:val="18"/>
+          <w:szCs w:val="18"/>
+        </w:rPr>
+        <w:t>*</w:t>
+      </w:r>
+      <w:r>
+        <w:rPr>
+          <w:b/>
+          <w:sz w:val="18"/>
+          <w:szCs w:val="18"/>
+        </w:rPr>
+        <w:t xml:space="preserve"> Source Storage Host:</w:t>
+      </w:r>
+      <w:r>
+        <w:rPr>
+          <w:b/>
+          <w:sz w:val="18"/>
+          <w:szCs w:val="18"/>
+        </w:rPr>
+        <w:t xml:space="preserve"> </w:t>
+      </w:r>
+      <w:r>
+        <w:rPr>
+          <w:bCs/>
+          <w:sz w:val="18"/>
+          <w:szCs w:val="18"/>
+        </w:rPr>
+        <w:t>https://base.binus.ac.id</w:t>
+      </w:r>
+      <w:r>
+        <w:rPr>
+          <w:b/>
+          <w:sz w:val="18"/>
+          <w:szCs w:val="18"/>
+        </w:rPr>
+        <w:t xml:space="preserve"> </w:t>
+      </w:r>
+      <w:r>
+        <w:rPr>
+          <w:bCs/>
+          <w:sz w:val="18"/>
+          <w:szCs w:val="18"/>
+        </w:rPr>
+        <w:t>(</w:t>
+      </w:r>
+      <w:r>
+        <w:rPr>
+          <w:bCs/>
+          <w:sz w:val="18"/>
+          <w:szCs w:val="18"/>
+        </w:rPr>
+        <w:t>BINUS ASO School of Engineering</w:t>
+      </w:r>
+      <w:r>
+        <w:rPr>
+          <w:bCs/>
+          <w:sz w:val="18"/>
+          <w:szCs w:val="18"/>
+        </w:rPr>
+        <w:t>’s web server)</w:t>
+      </w:r>
+    </w:p>
+    <w:p>
+      <w:pPr>
+        <w:ind w:left="720"/>
+        <w:rPr>
+          <w:sz w:val="18"/>
+          <w:szCs w:val="18"/>
+        </w:rPr>
+      </w:pPr>
+      <w:r>
+        <w:rPr>
+          <w:sz w:val="18"/>
+          <w:szCs w:val="18"/>
+        </w:rPr>
+        <w:t>*</w:t>
+      </w:r>
+      <w:r>
+        <w:rPr>
+          <w:b/>
+          <w:sz w:val="18"/>
+          <w:szCs w:val="18"/>
+        </w:rPr>
+        <w:t xml:space="preserve"> Source Nature:</w:t>
+      </w:r>
+      <w:r>
+        <w:rPr>
+          <w:b/>
+          <w:sz w:val="18"/>
+          <w:szCs w:val="18"/>
+        </w:rPr>
+        <w:t xml:space="preserve"> </w:t>
+      </w:r>
+      <w:r>
+        <w:rPr>
+          <w:bCs/>
+          <w:sz w:val="18"/>
+          <w:szCs w:val="18"/>
+        </w:rPr>
+        <w:t>Digital</w:t>
+      </w:r>
+    </w:p>
+    <w:p>
+      <w:pPr>
+        <w:ind w:left="720"/>
+        <w:rPr>
+          <w:sz w:val="18"/>
+          <w:szCs w:val="18"/>
+        </w:rPr>
+      </w:pPr>
+      <w:r>
+        <w:rPr>
+          <w:sz w:val="18"/>
+          <w:szCs w:val="18"/>
+        </w:rPr>
+        <w:t>*</w:t>
+      </w:r>
+      <w:r>
+        <w:rPr>
+          <w:b/>
+          <w:sz w:val="18"/>
+          <w:szCs w:val="18"/>
+        </w:rPr>
+        <w:t xml:space="preserve"> Content Derivation Type:</w:t>
+      </w:r>
+      <w:r>
+        <w:rPr>
+          <w:b/>
+          <w:sz w:val="18"/>
+          <w:szCs w:val="18"/>
+        </w:rPr>
+        <w:t xml:space="preserve"> </w:t>
+      </w:r>
+      <w:r>
+        <w:rPr>
+          <w:bCs/>
+          <w:sz w:val="18"/>
+          <w:szCs w:val="18"/>
+        </w:rPr>
+        <w:t>Downloaded</w:t>
+      </w:r>
+    </w:p>
+    <w:p>
+      <w:pPr>
+        <w:ind w:left="720"/>
+        <w:rPr>
+          <w:sz w:val="18"/>
+          <w:szCs w:val="18"/>
+        </w:rPr>
+      </w:pPr>
+      <w:r>
+        <w:rPr>
+          <w:sz w:val="18"/>
+          <w:szCs w:val="18"/>
+        </w:rPr>
+        <w:t>*</w:t>
+      </w:r>
+      <w:r>
+        <w:rPr>
+          <w:b/>
+          <w:sz w:val="18"/>
+          <w:szCs w:val="18"/>
+        </w:rPr>
+        <w:t xml:space="preserve"> Content Acquisition Method:</w:t>
+      </w:r>
+      <w:r>
+        <w:rPr>
+          <w:b/>
+          <w:sz w:val="18"/>
+          <w:szCs w:val="18"/>
+        </w:rPr>
+        <w:t xml:space="preserve"> </w:t>
+      </w:r>
+      <w:r>
+        <w:rPr>
+          <w:bCs/>
+          <w:sz w:val="18"/>
+          <w:szCs w:val="18"/>
+        </w:rPr>
+        <w:t xml:space="preserve">Web Browser: </w:t>
+      </w:r>
+      <w:r>
+        <w:rPr>
+          <w:bCs/>
+          <w:sz w:val="18"/>
+          <w:szCs w:val="18"/>
+        </w:rPr>
+        <w:t>Chrome</w:t>
+      </w:r>
+      <w:r>
+        <w:rPr>
+          <w:bCs/>
+          <w:sz w:val="18"/>
+          <w:szCs w:val="18"/>
+        </w:rPr>
+        <w:t xml:space="preserve"> - </w:t>
+      </w:r>
+      <w:r>
+        <w:rPr>
+          <w:bCs/>
+          <w:sz w:val="18"/>
+          <w:szCs w:val="18"/>
+        </w:rPr>
+        <w:t>Direct Save [Saved image directly from browser]</w:t>
+      </w:r>
+    </w:p>
+    <w:p>
+      <w:pPr>
+        <w:ind w:left="720"/>
+        <w:rPr>
+          <w:sz w:val="18"/>
+          <w:szCs w:val="18"/>
+        </w:rPr>
+      </w:pPr>
+      <w:r>
+        <w:rPr>
+          <w:sz w:val="18"/>
+          <w:szCs w:val="18"/>
+        </w:rPr>
+        <w:t>*</w:t>
+      </w:r>
+      <w:r>
+        <w:rPr>
+          <w:b/>
+          <w:sz w:val="18"/>
+          <w:szCs w:val="18"/>
+        </w:rPr>
+        <w:t xml:space="preserve"> Content Acquisition Date:</w:t>
+      </w:r>
+      <w:r>
+        <w:rPr>
+          <w:b/>
+          <w:sz w:val="18"/>
+          <w:szCs w:val="18"/>
+        </w:rPr>
+        <w:t xml:space="preserve"> </w:t>
+      </w:r>
+      <w:r>
+        <w:rPr>
+          <w:bCs/>
+          <w:sz w:val="18"/>
+          <w:szCs w:val="18"/>
+        </w:rPr>
+        <w:t>6</w:t>
+      </w:r>
+      <w:r>
+        <w:rPr>
+          <w:bCs/>
+          <w:sz w:val="18"/>
+          <w:szCs w:val="18"/>
+        </w:rPr>
+        <w:t>/</w:t>
+      </w:r>
+      <w:r>
+        <w:rPr>
+          <w:bCs/>
+          <w:sz w:val="18"/>
+          <w:szCs w:val="18"/>
+        </w:rPr>
+        <w:t>10</w:t>
+      </w:r>
+      <w:r>
+        <w:rPr>
+          <w:bCs/>
+          <w:sz w:val="18"/>
+          <w:szCs w:val="18"/>
+        </w:rPr>
+        <w:t>/202</w:t>
+      </w:r>
+      <w:r>
+        <w:rPr>
+          <w:bCs/>
+          <w:sz w:val="18"/>
+          <w:szCs w:val="18"/>
+        </w:rPr>
+        <w:t>6</w:t>
+      </w:r>
+    </w:p>
+    <w:p>
+      <w:pPr>
+        <w:ind w:left="720"/>
+        <w:rPr>
+          <w:sz w:val="18"/>
+          <w:szCs w:val="18"/>
+        </w:rPr>
+      </w:pPr>
+      <w:r>
+        <w:rPr>
+          <w:sz w:val="18"/>
+          <w:szCs w:val="18"/>
+        </w:rPr>
+        <w:t>*</w:t>
+      </w:r>
+      <w:r>
+        <w:rPr>
+          <w:b/>
+          <w:sz w:val="18"/>
+          <w:szCs w:val="18"/>
+        </w:rPr>
+        <w:t xml:space="preserve"> Content File Format:</w:t>
+      </w:r>
+      <w:r>
+        <w:rPr>
+          <w:b/>
+          <w:sz w:val="18"/>
+          <w:szCs w:val="18"/>
+        </w:rPr>
+        <w:t xml:space="preserve"> </w:t>
+      </w:r>
+      <w:r>
+        <w:rPr>
+          <w:bCs/>
+          <w:sz w:val="18"/>
+          <w:szCs w:val="18"/>
+        </w:rPr>
+        <w:t>.</w:t>
+      </w:r>
+      <w:r>
+        <w:rPr>
+          <w:bCs/>
+          <w:sz w:val="18"/>
+          <w:szCs w:val="18"/>
+        </w:rPr>
+        <w:t>jpeg</w:t>
+      </w:r>
+    </w:p>
+    <w:p>
+      <w:pPr>
+        <w:ind w:left="720"/>
+        <w:rPr>
+          <w:sz w:val="18"/>
+          <w:szCs w:val="18"/>
+        </w:rPr>
+      </w:pPr>
+      <w:r>
+        <w:rPr>
+          <w:sz w:val="18"/>
+          <w:szCs w:val="18"/>
+        </w:rPr>
+        <w:t>*</w:t>
+      </w:r>
+      <w:r>
+        <w:rPr>
+          <w:b/>
+          <w:sz w:val="18"/>
+          <w:szCs w:val="18"/>
+        </w:rPr>
+        <w:t xml:space="preserve"> Content Size:</w:t>
+      </w:r>
+      <w:r>
+        <w:rPr>
+          <w:b/>
+          <w:sz w:val="18"/>
+          <w:szCs w:val="18"/>
+        </w:rPr>
+        <w:t xml:space="preserve"> </w:t>
+      </w:r>
+      <w:r>
+        <w:rPr>
+          <w:bCs/>
+          <w:sz w:val="18"/>
+          <w:szCs w:val="18"/>
+        </w:rPr>
+        <w:t>65</w:t>
+      </w:r>
+      <w:r>
+        <w:rPr>
+          <w:bCs/>
+          <w:sz w:val="18"/>
+          <w:szCs w:val="18"/>
+        </w:rPr>
+        <w:t>.</w:t>
+      </w:r>
+      <w:r>
+        <w:rPr>
+          <w:bCs/>
+          <w:sz w:val="18"/>
+          <w:szCs w:val="18"/>
+        </w:rPr>
+        <w:t>9</w:t>
+      </w:r>
+      <w:r>
+        <w:rPr>
+          <w:bCs/>
+          <w:sz w:val="18"/>
+          <w:szCs w:val="18"/>
+        </w:rPr>
+        <w:t xml:space="preserve"> KB</w:t>
+      </w:r>
+    </w:p>
+    <w:p>
+      <w:pPr>
+        <w:ind w:left="720"/>
+        <w:rPr>
+          <w:sz w:val="18"/>
+          <w:szCs w:val="18"/>
+        </w:rPr>
+      </w:pPr>
+      <w:r>
+        <w:rPr>
+          <w:sz w:val="18"/>
+          <w:szCs w:val="18"/>
+        </w:rPr>
+        <w:t>*</w:t>
+      </w:r>
+      <w:r>
+        <w:rPr>
+          <w:b/>
+          <w:sz w:val="18"/>
+          <w:szCs w:val="18"/>
+        </w:rPr>
+        <w:t xml:space="preserve"> Content Attributes:</w:t>
+      </w:r>
+      <w:r>
+        <w:rPr>
+          <w:b/>
+          <w:sz w:val="18"/>
+          <w:szCs w:val="18"/>
+        </w:rPr>
+        <w:t xml:space="preserve"> </w:t>
+      </w:r>
+      <w:r>
+        <w:rPr>
+          <w:sz w:val="18"/>
+          <w:szCs w:val="18"/>
+        </w:rPr>
+        <w:t xml:space="preserve">Resolution: </w:t>
+      </w:r>
+      <w:r>
+        <w:rPr>
+          <w:sz w:val="18"/>
+          <w:szCs w:val="18"/>
+        </w:rPr>
+        <w:t>692</w:t>
+      </w:r>
+      <w:r>
+        <w:rPr>
+          <w:sz w:val="18"/>
+          <w:szCs w:val="18"/>
+        </w:rPr>
+        <w:t xml:space="preserve"> x </w:t>
+      </w:r>
+      <w:r>
+        <w:rPr>
+          <w:sz w:val="18"/>
+          <w:szCs w:val="18"/>
+        </w:rPr>
+        <w:t>733</w:t>
+      </w:r>
+      <w:r>
+        <w:rPr>
+          <w:sz w:val="18"/>
+          <w:szCs w:val="18"/>
+        </w:rPr>
+        <w:t xml:space="preserve">, Quality: </w:t>
+      </w:r>
+      <w:r>
+        <w:rPr>
+          <w:sz w:val="18"/>
+          <w:szCs w:val="18"/>
+        </w:rPr>
+        <w:t>Medium</w:t>
+      </w:r>
+    </w:p>
+    <w:p>
+      <w:pPr>
+        <w:ind w:left="720"/>
+        <w:rPr>
+          <w:sz w:val="18"/>
+          <w:szCs w:val="18"/>
+        </w:rPr>
+      </w:pPr>
+      <w:r>
+        <w:rPr>
+          <w:sz w:val="18"/>
+          <w:szCs w:val="18"/>
+        </w:rPr>
+        <w:t>*</w:t>
+      </w:r>
+      <w:r>
+        <w:rPr>
+          <w:b/>
+          <w:sz w:val="18"/>
+          <w:szCs w:val="18"/>
+        </w:rPr>
+        <w:t xml:space="preserve"> Storage Location:</w:t>
+      </w:r>
+      <w:r>
+        <w:rPr>
+          <w:b/>
+          <w:sz w:val="18"/>
+          <w:szCs w:val="18"/>
+        </w:rPr>
+        <w:t xml:space="preserve"> </w:t>
+      </w:r>
+      <w:r>
+        <w:rPr>
+          <w:bCs/>
+          <w:sz w:val="18"/>
+          <w:szCs w:val="18"/>
+        </w:rPr>
+        <w:t xml:space="preserve">StorageType: Cloud -&gt; Platform: GitHub -&gt; Account: </w:t>
+      </w:r>
+      <w:r>
+        <w:rPr>
+          <w:bCs/>
+          <w:sz w:val="18"/>
+          <w:szCs w:val="18"/>
+        </w:rPr>
+        <w:t>toonkingdomelbaf2</w:t>
+      </w:r>
+      <w:r>
+        <w:rPr>
+          <w:bCs/>
+          <w:sz w:val="18"/>
+          <w:szCs w:val="18"/>
+        </w:rPr>
+        <w:t xml:space="preserve"> </w:t>
+      </w:r>
+      <w:r>
+        <w:rPr>
+          <w:bCs/>
+          <w:sz w:val="18"/>
+          <w:szCs w:val="18"/>
+        </w:rPr>
+        <w:t xml:space="preserve">-&gt; Repository: </w:t>
+      </w:r>
+      <w:r>
+        <w:rPr>
+          <w:bCs/>
+          <w:sz w:val="18"/>
+          <w:szCs w:val="18"/>
+        </w:rPr>
+        <w:t>kingdomheartsMiscellaneous</w:t>
+      </w:r>
+      <w:r>
+        <w:rPr>
+          <w:bCs/>
+          <w:sz w:val="18"/>
+          <w:szCs w:val="18"/>
+        </w:rPr>
+        <w:t xml:space="preserve"> </w:t>
+      </w:r>
+      <w:r>
+        <w:rPr>
+          <w:bCs/>
+          <w:sz w:val="18"/>
+          <w:szCs w:val="18"/>
+        </w:rPr>
+        <w:t>-&gt; File:</w:t>
+      </w:r>
+      <w:r>
+        <w:t xml:space="preserve"> </w:t>
+      </w:r>
+      <w:r>
+        <w:rPr>
+          <w:bCs/>
+          <w:sz w:val="18"/>
+          <w:szCs w:val="18"/>
+        </w:rPr>
+        <w:t>Knowledge\Work knowledge</w:t>
+      </w:r>
+      <w:r>
+        <w:rPr>
+          <w:bCs/>
+          <w:sz w:val="18"/>
+          <w:szCs w:val="18"/>
+        </w:rPr>
+        <w:t>/</w:t>
+      </w:r>
+      <w:r>
+        <w:rPr>
+          <w:bCs/>
+          <w:sz w:val="18"/>
+          <w:szCs w:val="18"/>
+        </w:rPr>
+        <w:t>..</w:t>
+      </w:r>
+    </w:p>
+    <w:p>
+      <w:pPr>
+        <w:pStyle w:val="ListParagraph"/>
+      </w:pPr>
+      <w:r>
+        <w:rPr>
+          <w:sz w:val="18"/>
+          <w:szCs w:val="18"/>
+        </w:rPr>
+        <w:t>*</w:t>
+      </w:r>
+      <w:r>
+        <w:rPr>
+          <w:b/>
+          <w:sz w:val="18"/>
+          <w:szCs w:val="18"/>
+        </w:rPr>
+        <w:t xml:space="preserve"> Notes:</w:t>
+      </w:r>
     </w:p>
     <w:sectPr>
       <w:pgSz w:w="12240" w:h="15840"/>
@@ -1709,7 +2652,7 @@
   <w:style w:type="paragraph" w:default="1" w:styleId="Normal">
     <w:name w:val="Normal"/>
     <w:qFormat/>
-    <w:rsid w:val="004D0EC1"/>
+    <w:rsid w:val="008B643D"/>
     <w:pPr>
       <w:spacing w:after="0" w:line="276" w:lineRule="auto"/>
     </w:pPr>
